--- a/templates/5_lastnikov.docx
+++ b/templates/5_lastnikov.docx
@@ -1293,25 +1293,23 @@
                 <w:iCs/>
                 <w:szCs w:val="22"/>
               </w:rPr>
-              <w:t xml:space="preserve">Matej </w:t>
-            </w:r>
-            <w:proofErr w:type="spellStart"/>
+              <w:t>Matej Tadina</w:t>
+            </w:r>
             <w:r>
               <w:rPr>
                 <w:rFonts w:ascii="Calibri Light" w:hAnsi="Calibri Light" w:cs="Calibri Light"/>
                 <w:iCs/>
                 <w:szCs w:val="22"/>
               </w:rPr>
-              <w:t>Tadina</w:t>
-            </w:r>
-            <w:proofErr w:type="spellEnd"/>
+              <w:t>,</w:t>
+            </w:r>
             <w:r>
               <w:rPr>
                 <w:rFonts w:ascii="Calibri Light" w:hAnsi="Calibri Light" w:cs="Calibri Light"/>
                 <w:iCs/>
                 <w:szCs w:val="22"/>
               </w:rPr>
-              <w:t>,</w:t>
+              <w:t xml:space="preserve"> univ.</w:t>
             </w:r>
             <w:r>
               <w:rPr>
@@ -1319,33 +1317,7 @@
                 <w:iCs/>
                 <w:szCs w:val="22"/>
               </w:rPr>
-              <w:t xml:space="preserve"> </w:t>
-            </w:r>
-            <w:proofErr w:type="spellStart"/>
-            <w:r>
-              <w:rPr>
-                <w:rFonts w:ascii="Calibri Light" w:hAnsi="Calibri Light" w:cs="Calibri Light"/>
-                <w:iCs/>
-                <w:szCs w:val="22"/>
-              </w:rPr>
-              <w:t>univ.</w:t>
-            </w:r>
-            <w:r>
-              <w:rPr>
-                <w:rFonts w:ascii="Calibri Light" w:hAnsi="Calibri Light" w:cs="Calibri Light"/>
-                <w:iCs/>
-                <w:szCs w:val="22"/>
-              </w:rPr>
-              <w:t>dipl.inž.el</w:t>
-            </w:r>
-            <w:proofErr w:type="spellEnd"/>
-            <w:r>
-              <w:rPr>
-                <w:rFonts w:ascii="Calibri Light" w:hAnsi="Calibri Light" w:cs="Calibri Light"/>
-                <w:iCs/>
-                <w:szCs w:val="22"/>
-              </w:rPr>
-              <w:t>.</w:t>
+              <w:t>dipl.inž.el.</w:t>
             </w:r>
           </w:p>
         </w:tc>
@@ -2029,26 +2001,16 @@
           <w:szCs w:val="22"/>
           <w:lang w:eastAsia="x-none"/>
         </w:rPr>
-        <w:t xml:space="preserve"> služnostni </w:t>
-      </w:r>
-      <w:proofErr w:type="spellStart"/>
+        <w:t xml:space="preserve"> služnostni zavezanec</w:t>
+      </w:r>
       <w:r>
         <w:rPr>
           <w:rFonts w:ascii="Calibri Light" w:hAnsi="Calibri Light" w:cs="Calibri Light"/>
           <w:szCs w:val="22"/>
           <w:lang w:eastAsia="x-none"/>
         </w:rPr>
-        <w:t>zavezanec</w:t>
-      </w:r>
-      <w:r>
-        <w:rPr>
-          <w:rFonts w:ascii="Calibri Light" w:hAnsi="Calibri Light" w:cs="Calibri Light"/>
-          <w:szCs w:val="22"/>
-          <w:lang w:eastAsia="x-none"/>
-        </w:rPr>
         <w:t>i</w:t>
       </w:r>
-      <w:proofErr w:type="spellEnd"/>
       <w:r>
         <w:rPr>
           <w:rFonts w:ascii="Calibri Light" w:hAnsi="Calibri Light" w:cs="Calibri Light"/>
@@ -2155,21 +2117,12 @@
                 <w:szCs w:val="22"/>
               </w:rPr>
             </w:pPr>
-            <w:proofErr w:type="spellStart"/>
-            <w:r>
-              <w:rPr>
-                <w:rFonts w:ascii="Calibri Light" w:hAnsi="Calibri Light" w:cs="Calibri Light"/>
-                <w:szCs w:val="22"/>
-              </w:rPr>
-              <w:t>parc</w:t>
-            </w:r>
-            <w:proofErr w:type="spellEnd"/>
-            <w:r>
-              <w:rPr>
-                <w:rFonts w:ascii="Calibri Light" w:hAnsi="Calibri Light" w:cs="Calibri Light"/>
-                <w:szCs w:val="22"/>
-              </w:rPr>
-              <w:t>. št</w:t>
+            <w:r>
+              <w:rPr>
+                <w:rFonts w:ascii="Calibri Light" w:hAnsi="Calibri Light" w:cs="Calibri Light"/>
+                <w:szCs w:val="22"/>
+              </w:rPr>
+              <w:t>parc. št</w:t>
             </w:r>
           </w:p>
         </w:tc>
@@ -2187,21 +2140,12 @@
                 <w:szCs w:val="22"/>
               </w:rPr>
             </w:pPr>
-            <w:proofErr w:type="spellStart"/>
-            <w:r>
-              <w:rPr>
-                <w:rFonts w:ascii="Calibri Light" w:hAnsi="Calibri Light" w:cs="Calibri Light"/>
-                <w:szCs w:val="22"/>
-              </w:rPr>
-              <w:t>k.o</w:t>
-            </w:r>
-            <w:proofErr w:type="spellEnd"/>
-            <w:r>
-              <w:rPr>
-                <w:rFonts w:ascii="Calibri Light" w:hAnsi="Calibri Light" w:cs="Calibri Light"/>
-                <w:szCs w:val="22"/>
-              </w:rPr>
-              <w:t>.</w:t>
+            <w:r>
+              <w:rPr>
+                <w:rFonts w:ascii="Calibri Light" w:hAnsi="Calibri Light" w:cs="Calibri Light"/>
+                <w:szCs w:val="22"/>
+              </w:rPr>
+              <w:t>k.o.</w:t>
             </w:r>
           </w:p>
         </w:tc>
@@ -2232,18 +2176,8 @@
                 <w:color w:val="FF0000"/>
                 <w:szCs w:val="22"/>
               </w:rPr>
-              <w:t xml:space="preserve">Hermann Karl </w:t>
-            </w:r>
-            <w:proofErr w:type="spellStart"/>
-            <w:r>
-              <w:rPr>
-                <w:rFonts w:ascii="Calibri Light" w:hAnsi="Calibri Light" w:cs="Calibri Light"/>
-                <w:color w:val="FF0000"/>
-                <w:szCs w:val="22"/>
-              </w:rPr>
-              <w:t>Suppanz</w:t>
-            </w:r>
-            <w:proofErr w:type="spellEnd"/>
+              <w:t>Hermann Karl Suppanz</w:t>
+            </w:r>
           </w:p>
         </w:tc>
         <w:tc>
@@ -2348,18 +2282,8 @@
                 <w:color w:val="FF0000"/>
                 <w:szCs w:val="22"/>
               </w:rPr>
-              <w:t xml:space="preserve">Irina Elisabeth </w:t>
-            </w:r>
-            <w:proofErr w:type="spellStart"/>
-            <w:r>
-              <w:rPr>
-                <w:rFonts w:ascii="Calibri Light" w:hAnsi="Calibri Light" w:cs="Calibri Light"/>
-                <w:color w:val="FF0000"/>
-                <w:szCs w:val="22"/>
-              </w:rPr>
-              <w:t>Suppanz</w:t>
-            </w:r>
-            <w:proofErr w:type="spellEnd"/>
+              <w:t>Irina Elisabeth Suppanz</w:t>
+            </w:r>
           </w:p>
         </w:tc>
         <w:tc>
@@ -2449,36 +2373,8 @@
                 <w:color w:val="FF0000"/>
                 <w:szCs w:val="22"/>
               </w:rPr>
-              <w:t xml:space="preserve">Elisabeth </w:t>
-            </w:r>
-            <w:proofErr w:type="spellStart"/>
-            <w:r>
-              <w:rPr>
-                <w:rFonts w:ascii="Calibri Light" w:hAnsi="Calibri Light" w:cs="Calibri Light"/>
-                <w:color w:val="FF0000"/>
-                <w:szCs w:val="22"/>
-              </w:rPr>
-              <w:t>Annette</w:t>
-            </w:r>
-            <w:proofErr w:type="spellEnd"/>
-            <w:r>
-              <w:rPr>
-                <w:rFonts w:ascii="Calibri Light" w:hAnsi="Calibri Light" w:cs="Calibri Light"/>
-                <w:color w:val="FF0000"/>
-                <w:szCs w:val="22"/>
-              </w:rPr>
-              <w:t xml:space="preserve"> </w:t>
-            </w:r>
-            <w:proofErr w:type="spellStart"/>
-            <w:r>
-              <w:rPr>
-                <w:rFonts w:ascii="Calibri Light" w:hAnsi="Calibri Light" w:cs="Calibri Light"/>
-                <w:color w:val="FF0000"/>
-                <w:szCs w:val="22"/>
-              </w:rPr>
-              <w:t>Suppanz</w:t>
-            </w:r>
-            <w:proofErr w:type="spellEnd"/>
+              <w:t>Elisabeth Annette Suppanz</w:t>
+            </w:r>
           </w:p>
         </w:tc>
         <w:tc>
@@ -2564,52 +2460,14 @@
             </w:pPr>
             <w:bookmarkStart w:id="4" w:name="_Hlk224203773"/>
             <w:bookmarkStart w:id="5" w:name="_Hlk225919065"/>
-            <w:proofErr w:type="spellStart"/>
             <w:r>
               <w:rPr>
                 <w:rFonts w:ascii="Calibri Light" w:hAnsi="Calibri Light" w:cs="Calibri Light"/>
                 <w:color w:val="FF0000"/>
                 <w:szCs w:val="22"/>
               </w:rPr>
-              <w:t>Ilka</w:t>
-            </w:r>
-            <w:proofErr w:type="spellEnd"/>
-            <w:r>
-              <w:rPr>
-                <w:rFonts w:ascii="Calibri Light" w:hAnsi="Calibri Light" w:cs="Calibri Light"/>
-                <w:color w:val="FF0000"/>
-                <w:szCs w:val="22"/>
-              </w:rPr>
-              <w:t xml:space="preserve"> </w:t>
-            </w:r>
-            <w:proofErr w:type="spellStart"/>
-            <w:r>
-              <w:rPr>
-                <w:rFonts w:ascii="Calibri Light" w:hAnsi="Calibri Light" w:cs="Calibri Light"/>
-                <w:color w:val="FF0000"/>
-                <w:szCs w:val="22"/>
-              </w:rPr>
-              <w:t>Annette</w:t>
-            </w:r>
-            <w:proofErr w:type="spellEnd"/>
-            <w:r>
-              <w:rPr>
-                <w:rFonts w:ascii="Calibri Light" w:hAnsi="Calibri Light" w:cs="Calibri Light"/>
-                <w:color w:val="FF0000"/>
-                <w:szCs w:val="22"/>
-              </w:rPr>
-              <w:t xml:space="preserve"> </w:t>
-            </w:r>
-            <w:proofErr w:type="spellStart"/>
-            <w:r>
-              <w:rPr>
-                <w:rFonts w:ascii="Calibri Light" w:hAnsi="Calibri Light" w:cs="Calibri Light"/>
-                <w:color w:val="FF0000"/>
-                <w:szCs w:val="22"/>
-              </w:rPr>
-              <w:t>Suppanz</w:t>
-            </w:r>
-            <w:proofErr w:type="spellEnd"/>
+              <w:t>Ilka Annette Suppanz</w:t>
+            </w:r>
           </w:p>
         </w:tc>
         <w:tc>
@@ -2699,18 +2557,8 @@
                 <w:color w:val="FF0000"/>
                 <w:szCs w:val="22"/>
               </w:rPr>
-              <w:t xml:space="preserve">Ida Eva </w:t>
-            </w:r>
-            <w:proofErr w:type="spellStart"/>
-            <w:r>
-              <w:rPr>
-                <w:rFonts w:ascii="Calibri Light" w:hAnsi="Calibri Light" w:cs="Calibri Light"/>
-                <w:color w:val="FF0000"/>
-                <w:szCs w:val="22"/>
-              </w:rPr>
-              <w:t>Suppanz</w:t>
-            </w:r>
-            <w:proofErr w:type="spellEnd"/>
+              <w:t>Ida Eva Suppanz</w:t>
+            </w:r>
           </w:p>
         </w:tc>
         <w:tc>
@@ -3018,7 +2866,6 @@
           <w:szCs w:val="22"/>
         </w:rPr>
       </w:pPr>
-      <w:proofErr w:type="spellStart"/>
       <w:r>
         <w:rPr>
           <w:rFonts w:ascii="Calibri Light" w:hAnsi="Calibri Light" w:cs="Calibri Light"/>
@@ -3027,18 +2874,7 @@
           <w:szCs w:val="22"/>
           <w:lang w:val="sl-SI"/>
         </w:rPr>
-        <w:t>zakoličbo</w:t>
-      </w:r>
-      <w:proofErr w:type="spellEnd"/>
-      <w:r>
-        <w:rPr>
-          <w:rFonts w:ascii="Calibri Light" w:hAnsi="Calibri Light" w:cs="Calibri Light"/>
-          <w:b/>
-          <w:sz w:val="22"/>
-          <w:szCs w:val="22"/>
-          <w:lang w:val="sl-SI"/>
-        </w:rPr>
-        <w:t xml:space="preserve"> in </w:t>
+        <w:t xml:space="preserve">zakoličbo in </w:t>
       </w:r>
       <w:r>
         <w:rPr>
@@ -3169,21 +3005,12 @@
                 <w:szCs w:val="22"/>
               </w:rPr>
             </w:pPr>
-            <w:proofErr w:type="spellStart"/>
-            <w:r>
-              <w:rPr>
-                <w:rFonts w:ascii="Calibri Light" w:hAnsi="Calibri Light" w:cs="Calibri Light"/>
-                <w:szCs w:val="22"/>
-              </w:rPr>
-              <w:t>parc</w:t>
-            </w:r>
-            <w:proofErr w:type="spellEnd"/>
-            <w:r>
-              <w:rPr>
-                <w:rFonts w:ascii="Calibri Light" w:hAnsi="Calibri Light" w:cs="Calibri Light"/>
-                <w:szCs w:val="22"/>
-              </w:rPr>
-              <w:t>. št.</w:t>
+            <w:r>
+              <w:rPr>
+                <w:rFonts w:ascii="Calibri Light" w:hAnsi="Calibri Light" w:cs="Calibri Light"/>
+                <w:szCs w:val="22"/>
+              </w:rPr>
+              <w:t>parc. št.</w:t>
             </w:r>
           </w:p>
         </w:tc>
@@ -3201,21 +3028,12 @@
                 <w:szCs w:val="22"/>
               </w:rPr>
             </w:pPr>
-            <w:proofErr w:type="spellStart"/>
-            <w:r>
-              <w:rPr>
-                <w:rFonts w:ascii="Calibri Light" w:hAnsi="Calibri Light" w:cs="Calibri Light"/>
-                <w:szCs w:val="22"/>
-              </w:rPr>
-              <w:t>k.o</w:t>
-            </w:r>
-            <w:proofErr w:type="spellEnd"/>
-            <w:r>
-              <w:rPr>
-                <w:rFonts w:ascii="Calibri Light" w:hAnsi="Calibri Light" w:cs="Calibri Light"/>
-                <w:szCs w:val="22"/>
-              </w:rPr>
-              <w:t>.</w:t>
+            <w:r>
+              <w:rPr>
+                <w:rFonts w:ascii="Calibri Light" w:hAnsi="Calibri Light" w:cs="Calibri Light"/>
+                <w:szCs w:val="22"/>
+              </w:rPr>
+              <w:t>k.o.</w:t>
             </w:r>
           </w:p>
         </w:tc>
@@ -3314,9 +3132,17 @@
               <w:jc w:val="left"/>
               <w:rPr>
                 <w:rFonts w:ascii="Calibri Light" w:hAnsi="Calibri Light" w:cs="Calibri Light"/>
+                <w:color w:val="FF0000"/>
                 <w:szCs w:val="22"/>
               </w:rPr>
             </w:pPr>
+            <w:r>
+              <w:rPr>
+                <w:rFonts w:ascii="Calibri Light" w:hAnsi="Calibri Light" w:cs="Calibri Light"/>
+                <w:szCs w:val="22"/>
+              </w:rPr>
+              <w:t>NIZKONAPETNOSTNI KABLOVOD</w:t>
+            </w:r>
           </w:p>
         </w:tc>
         <w:tc>
@@ -3649,7 +3475,6 @@
         </w:rPr>
         <w:t>V kolikor se pogodbeni stranki ne bosta sporazumeli o višini o</w:t>
       </w:r>
-      <w:proofErr w:type="spellStart"/>
       <w:r>
         <w:rPr>
           <w:rFonts w:ascii="Calibri Light" w:hAnsi="Calibri Light" w:cs="Calibri Light"/>
@@ -3669,7 +3494,6 @@
         </w:rPr>
         <w:t>e</w:t>
       </w:r>
-      <w:proofErr w:type="spellEnd"/>
       <w:r>
         <w:rPr>
           <w:rFonts w:ascii="Calibri Light" w:hAnsi="Calibri Light" w:cs="Calibri Light"/>
@@ -4889,79 +4713,48 @@
           <w:sz w:val="22"/>
           <w:szCs w:val="22"/>
         </w:rPr>
+        <w:t xml:space="preserve"> parc. št.: </w:t>
+      </w:r>
+      <w:r>
+        <w:rPr>
+          <w:rFonts w:ascii="Calibri Light" w:hAnsi="Calibri Light" w:cs="Calibri Light"/>
+          <w:b/>
+          <w:color w:val="FF0000"/>
+          <w:sz w:val="22"/>
+          <w:szCs w:val="22"/>
+          <w:lang w:val="sl-SI"/>
+        </w:rPr>
+        <w:t>7/1</w:t>
+      </w:r>
+      <w:r>
+        <w:rPr>
+          <w:rFonts w:ascii="Calibri Light" w:hAnsi="Calibri Light" w:cs="Calibri Light"/>
+          <w:b/>
+          <w:color w:val="000000" w:themeColor="text1"/>
+          <w:sz w:val="22"/>
+          <w:szCs w:val="22"/>
+          <w:lang w:val="sl-SI"/>
+        </w:rPr>
+        <w:t>,</w:t>
+      </w:r>
+      <w:r>
+        <w:rPr>
+          <w:rFonts w:ascii="Calibri Light" w:hAnsi="Calibri Light" w:cs="Calibri Light"/>
+          <w:b/>
+          <w:sz w:val="22"/>
+          <w:szCs w:val="22"/>
+          <w:lang w:val="sl-SI"/>
+        </w:rPr>
         <w:t xml:space="preserve"> </w:t>
       </w:r>
-      <w:proofErr w:type="spellStart"/>
-      <w:r>
-        <w:rPr>
-          <w:rFonts w:ascii="Calibri Light" w:hAnsi="Calibri Light" w:cs="Calibri Light"/>
-          <w:b/>
-          <w:sz w:val="22"/>
-          <w:szCs w:val="22"/>
-        </w:rPr>
-        <w:t>parc</w:t>
-      </w:r>
-      <w:proofErr w:type="spellEnd"/>
-      <w:r>
-        <w:rPr>
-          <w:rFonts w:ascii="Calibri Light" w:hAnsi="Calibri Light" w:cs="Calibri Light"/>
-          <w:b/>
-          <w:sz w:val="22"/>
-          <w:szCs w:val="22"/>
-        </w:rPr>
-        <w:t xml:space="preserve">. št.: </w:t>
-      </w:r>
-      <w:r>
-        <w:rPr>
-          <w:rFonts w:ascii="Calibri Light" w:hAnsi="Calibri Light" w:cs="Calibri Light"/>
-          <w:b/>
-          <w:color w:val="FF0000"/>
-          <w:sz w:val="22"/>
-          <w:szCs w:val="22"/>
-          <w:lang w:val="sl-SI"/>
-        </w:rPr>
-        <w:t>7/1</w:t>
-      </w:r>
-      <w:r>
-        <w:rPr>
-          <w:rFonts w:ascii="Calibri Light" w:hAnsi="Calibri Light" w:cs="Calibri Light"/>
-          <w:b/>
-          <w:color w:val="000000" w:themeColor="text1"/>
-          <w:sz w:val="22"/>
-          <w:szCs w:val="22"/>
-          <w:lang w:val="sl-SI"/>
-        </w:rPr>
-        <w:t>,</w:t>
-      </w:r>
-      <w:r>
-        <w:rPr>
-          <w:rFonts w:ascii="Calibri Light" w:hAnsi="Calibri Light" w:cs="Calibri Light"/>
-          <w:b/>
-          <w:sz w:val="22"/>
-          <w:szCs w:val="22"/>
-          <w:lang w:val="sl-SI"/>
-        </w:rPr>
-        <w:t xml:space="preserve"> </w:t>
-      </w:r>
-      <w:proofErr w:type="spellStart"/>
-      <w:r>
-        <w:rPr>
-          <w:rFonts w:ascii="Calibri Light" w:hAnsi="Calibri Light" w:cs="Calibri Light"/>
-          <w:b/>
-          <w:sz w:val="22"/>
-          <w:szCs w:val="22"/>
-        </w:rPr>
-        <w:t>k.o</w:t>
-      </w:r>
-      <w:proofErr w:type="spellEnd"/>
-      <w:r>
-        <w:rPr>
-          <w:rFonts w:ascii="Calibri Light" w:hAnsi="Calibri Light" w:cs="Calibri Light"/>
-          <w:b/>
-          <w:sz w:val="22"/>
-          <w:szCs w:val="22"/>
-        </w:rPr>
-        <w:t xml:space="preserve">. </w:t>
+      <w:r>
+        <w:rPr>
+          <w:rFonts w:ascii="Calibri Light" w:hAnsi="Calibri Light" w:cs="Calibri Light"/>
+          <w:b/>
+          <w:sz w:val="22"/>
+          <w:szCs w:val="22"/>
+        </w:rPr>
+        <w:t xml:space="preserve">k.o. </w:t>
       </w:r>
       <w:r>
         <w:rPr>
@@ -5041,27 +4834,7 @@
           <w:sz w:val="22"/>
           <w:szCs w:val="22"/>
         </w:rPr>
-        <w:t xml:space="preserve">v korist služnostnega upravičenca ELEKTRO MARIBOR, podjetje za distribucijo električne energije, </w:t>
-      </w:r>
-      <w:proofErr w:type="spellStart"/>
-      <w:r>
-        <w:rPr>
-          <w:rFonts w:ascii="Calibri Light" w:hAnsi="Calibri Light" w:cs="Calibri Light"/>
-          <w:b/>
-          <w:sz w:val="22"/>
-          <w:szCs w:val="22"/>
-        </w:rPr>
-        <w:t>d.d</w:t>
-      </w:r>
-      <w:proofErr w:type="spellEnd"/>
-      <w:r>
-        <w:rPr>
-          <w:rFonts w:ascii="Calibri Light" w:hAnsi="Calibri Light" w:cs="Calibri Light"/>
-          <w:b/>
-          <w:sz w:val="22"/>
-          <w:szCs w:val="22"/>
-        </w:rPr>
-        <w:t xml:space="preserve">., Vetrinjska ul. 2, </w:t>
+        <w:t xml:space="preserve">v korist služnostnega upravičenca ELEKTRO MARIBOR, podjetje za distribucijo električne energije, d.d., Vetrinjska ul. 2, </w:t>
       </w:r>
     </w:p>
     <w:p>
@@ -5266,25 +5039,14 @@
         </w:rPr>
         <w:t xml:space="preserve"> s</w:t>
       </w:r>
-      <w:proofErr w:type="spellStart"/>
-      <w:r>
-        <w:rPr>
-          <w:rFonts w:ascii="Calibri Light" w:hAnsi="Calibri Light" w:cs="Calibri Light"/>
-          <w:b/>
-          <w:sz w:val="22"/>
-          <w:szCs w:val="22"/>
-        </w:rPr>
-        <w:t>lužnostni</w:t>
-      </w:r>
-      <w:proofErr w:type="spellEnd"/>
-      <w:r>
-        <w:rPr>
-          <w:rFonts w:ascii="Calibri Light" w:hAnsi="Calibri Light" w:cs="Calibri Light"/>
-          <w:b/>
-          <w:sz w:val="22"/>
-          <w:szCs w:val="22"/>
-        </w:rPr>
-        <w:t xml:space="preserve"> upravičenec, ki ima tudi pravico predlagati zemljiškoknjižni vpis.</w:t>
+      <w:r>
+        <w:rPr>
+          <w:rFonts w:ascii="Calibri Light" w:hAnsi="Calibri Light" w:cs="Calibri Light"/>
+          <w:b/>
+          <w:sz w:val="22"/>
+          <w:szCs w:val="22"/>
+        </w:rPr>
+        <w:t>lužnostni upravičenec, ki ima tudi pravico predlagati zemljiškoknjižni vpis.</w:t>
       </w:r>
     </w:p>
     <w:p>
@@ -5349,25 +5111,14 @@
         </w:rPr>
         <w:t>z</w:t>
       </w:r>
-      <w:proofErr w:type="spellStart"/>
-      <w:r>
-        <w:rPr>
-          <w:rFonts w:ascii="Calibri Light" w:hAnsi="Calibri Light" w:cs="Calibri Light"/>
-          <w:b/>
-          <w:sz w:val="22"/>
-          <w:szCs w:val="22"/>
-        </w:rPr>
-        <w:t>emljiško</w:t>
-      </w:r>
-      <w:proofErr w:type="spellEnd"/>
-      <w:r>
-        <w:rPr>
-          <w:rFonts w:ascii="Calibri Light" w:hAnsi="Calibri Light" w:cs="Calibri Light"/>
-          <w:b/>
-          <w:sz w:val="22"/>
-          <w:szCs w:val="22"/>
-        </w:rPr>
-        <w:t xml:space="preserve"> knjigo.</w:t>
+      <w:r>
+        <w:rPr>
+          <w:rFonts w:ascii="Calibri Light" w:hAnsi="Calibri Light" w:cs="Calibri Light"/>
+          <w:b/>
+          <w:sz w:val="22"/>
+          <w:szCs w:val="22"/>
+        </w:rPr>
+        <w:t>emljiško knjigo.</w:t>
       </w:r>
     </w:p>
     <w:p>
@@ -6006,25 +5757,23 @@
                 <w:iCs/>
                 <w:szCs w:val="22"/>
               </w:rPr>
-              <w:t xml:space="preserve">Matej </w:t>
-            </w:r>
-            <w:proofErr w:type="spellStart"/>
+              <w:t>Matej Tadina</w:t>
+            </w:r>
             <w:r>
               <w:rPr>
                 <w:rFonts w:ascii="Calibri Light" w:hAnsi="Calibri Light" w:cs="Calibri Light"/>
                 <w:iCs/>
                 <w:szCs w:val="22"/>
               </w:rPr>
-              <w:t>Tadina</w:t>
-            </w:r>
-            <w:proofErr w:type="spellEnd"/>
+              <w:t>,</w:t>
+            </w:r>
             <w:r>
               <w:rPr>
                 <w:rFonts w:ascii="Calibri Light" w:hAnsi="Calibri Light" w:cs="Calibri Light"/>
                 <w:iCs/>
                 <w:szCs w:val="22"/>
               </w:rPr>
-              <w:t>,</w:t>
+              <w:t xml:space="preserve"> univ.</w:t>
             </w:r>
             <w:r>
               <w:rPr>
@@ -6032,33 +5781,7 @@
                 <w:iCs/>
                 <w:szCs w:val="22"/>
               </w:rPr>
-              <w:t xml:space="preserve"> </w:t>
-            </w:r>
-            <w:proofErr w:type="spellStart"/>
-            <w:r>
-              <w:rPr>
-                <w:rFonts w:ascii="Calibri Light" w:hAnsi="Calibri Light" w:cs="Calibri Light"/>
-                <w:iCs/>
-                <w:szCs w:val="22"/>
-              </w:rPr>
-              <w:t>univ.</w:t>
-            </w:r>
-            <w:r>
-              <w:rPr>
-                <w:rFonts w:ascii="Calibri Light" w:hAnsi="Calibri Light" w:cs="Calibri Light"/>
-                <w:iCs/>
-                <w:szCs w:val="22"/>
-              </w:rPr>
-              <w:t>dipl.inž.el</w:t>
-            </w:r>
-            <w:proofErr w:type="spellEnd"/>
-            <w:r>
-              <w:rPr>
-                <w:rFonts w:ascii="Calibri Light" w:hAnsi="Calibri Light" w:cs="Calibri Light"/>
-                <w:iCs/>
-                <w:szCs w:val="22"/>
-              </w:rPr>
-              <w:t>.</w:t>
+              <w:t>dipl.inž.el.</w:t>
             </w:r>
           </w:p>
         </w:tc>
